--- a/packages/domain/plantillas/maestras/1tesista/ETAPA02/ACTA DE SUSTENTACIÓN - 01 TESISTA.docx
+++ b/packages/domain/plantillas/maestras/1tesista/ETAPA02/ACTA DE SUSTENTACIÓN - 01 TESISTA.docx
@@ -38,7 +38,7 @@
           <w:highlight w:val="white"/>
           <w:rtl w:val="0"/>
         </w:rPr>
-        <w:t xml:space="preserve">N° 059</w:t>
+        <w:t xml:space="preserve">N° &lt;&lt;NUMERO_ACTA&gt;&gt;</w:t>
       </w:r>
     </w:p>
     <w:p>
@@ -553,7 +553,7 @@
           <w:shd w:fill="fff59d" w:val="clear"/>
           <w:rtl w:val="0"/>
         </w:rPr>
-        <w:t xml:space="preserve">&lt;&lt;VERREDICTO&gt;&gt;</w:t>
+        <w:t xml:space="preserve">&lt;&lt;VEREDICTO&gt;&gt;</w:t>
       </w:r>
       <w:r>
         <w:rPr>
